--- a/s1_ep3.docx
+++ b/s1_ep3.docx
@@ -1099,7 +1099,27 @@
           <w:rtl/>
           <w:lang w:bidi="ar-IQ"/>
         </w:rPr>
-        <w:t>التاريخ: 190/3/13</w:t>
+        <w:t xml:space="preserve">التاريخ: </w:t>
+      </w:r>
+      <w:r>
+        <w:rPr>
+          <w:rFonts w:cs="Arial" w:hint="cs"/>
+          <w:sz w:val="32"/>
+          <w:szCs w:val="32"/>
+          <w:rtl/>
+          <w:lang w:bidi="ar-IQ"/>
+        </w:rPr>
+        <w:t>196</w:t>
+      </w:r>
+      <w:r>
+        <w:rPr>
+          <w:rFonts w:cs="Arial"/>
+          <w:sz w:val="32"/>
+          <w:szCs w:val="32"/>
+          <w:rtl/>
+          <w:lang w:bidi="ar-IQ"/>
+        </w:rPr>
+        <w:t>/3/13</w:t>
       </w:r>
     </w:p>
     <w:p>
@@ -1183,7 +1203,27 @@
           <w:rtl/>
           <w:lang w:bidi="ar-IQ"/>
         </w:rPr>
-        <w:t xml:space="preserve"> المعروفة باسم مارسا</w:t>
+        <w:t xml:space="preserve"> المعروفة باسم مارس</w:t>
+      </w:r>
+      <w:r>
+        <w:rPr>
+          <w:rFonts w:cs="Arial" w:hint="cs"/>
+          <w:sz w:val="32"/>
+          <w:szCs w:val="32"/>
+          <w:rtl/>
+          <w:lang w:bidi="ar-IQ"/>
+        </w:rPr>
+        <w:t>ي</w:t>
+      </w:r>
+      <w:r>
+        <w:rPr>
+          <w:rFonts w:cs="Arial" w:hint="cs"/>
+          <w:sz w:val="32"/>
+          <w:szCs w:val="32"/>
+          <w:rtl/>
+          <w:lang w:bidi="ar-IQ"/>
+        </w:rPr>
+        <w:t>ا</w:t>
       </w:r>
       <w:r>
         <w:rPr>

--- a/s1_ep3.docx
+++ b/s1_ep3.docx
@@ -1099,27 +1099,7 @@
           <w:rtl/>
           <w:lang w:bidi="ar-IQ"/>
         </w:rPr>
-        <w:t xml:space="preserve">التاريخ: </w:t>
-      </w:r>
-      <w:r>
-        <w:rPr>
-          <w:rFonts w:cs="Arial" w:hint="cs"/>
-          <w:sz w:val="32"/>
-          <w:szCs w:val="32"/>
-          <w:rtl/>
-          <w:lang w:bidi="ar-IQ"/>
-        </w:rPr>
-        <w:t>196</w:t>
-      </w:r>
-      <w:r>
-        <w:rPr>
-          <w:rFonts w:cs="Arial"/>
-          <w:sz w:val="32"/>
-          <w:szCs w:val="32"/>
-          <w:rtl/>
-          <w:lang w:bidi="ar-IQ"/>
-        </w:rPr>
-        <w:t>/3/13</w:t>
+        <w:t>التاريخ: 190/3/13</w:t>
       </w:r>
     </w:p>
     <w:p>
@@ -1203,27 +1183,7 @@
           <w:rtl/>
           <w:lang w:bidi="ar-IQ"/>
         </w:rPr>
-        <w:t xml:space="preserve"> المعروفة باسم مارس</w:t>
-      </w:r>
-      <w:r>
-        <w:rPr>
-          <w:rFonts w:cs="Arial" w:hint="cs"/>
-          <w:sz w:val="32"/>
-          <w:szCs w:val="32"/>
-          <w:rtl/>
-          <w:lang w:bidi="ar-IQ"/>
-        </w:rPr>
-        <w:t>ي</w:t>
-      </w:r>
-      <w:r>
-        <w:rPr>
-          <w:rFonts w:cs="Arial" w:hint="cs"/>
-          <w:sz w:val="32"/>
-          <w:szCs w:val="32"/>
-          <w:rtl/>
-          <w:lang w:bidi="ar-IQ"/>
-        </w:rPr>
-        <w:t>ا</w:t>
+        <w:t xml:space="preserve"> المعروفة باسم مارسا</w:t>
       </w:r>
       <w:r>
         <w:rPr>
